--- a/frfro-cleanup-phase2.docx
+++ b/frfro-cleanup-phase2.docx
@@ -17,7 +17,7 @@
           <w:sz w:val="44"/>
           <w:szCs w:val="44"/>
         </w:rPr>
-        <w:t xml:space="preserve">پاکسازی و ساده‌سازی پروژه زیبابان</w:t>
+        <w:t xml:space="preserve">پاکسازی و ساده‌سازی پروژه فرفرو</w:t>
       </w:r>
     </w:p>
     <w:p>
